--- a/AI Fundamentals Course/Week 4/Week4_Exercise_Solutions.docx
+++ b/AI Fundamentals Course/Week 4/Week4_Exercise_Solutions.docx
@@ -105,25 +105,25 @@
         <w:jc w:val="both"/>
       </w:pPr>
       <w:r>
-        <w:t xml:space="preserve">Claude: Anthropic, ~200B parameters (estimated), Text/images, April 2024 cutoff, Strength: Safety-focused, Constitutional AI alignment. Use: High-risk applications, content moderation.</w:t>
-      </w:r>
-    </w:p>
-    <w:p>
-      <w:pPr>
-        <w:spacing w:after="100"/>
-        <w:jc w:val="both"/>
-      </w:pPr>
-      <w:r>
-        <w:t xml:space="preserve">GPT-4: OpenAI, ~1.7T parameters (estimated), Text/images/vision, April 2023 cutoff, Strength: Versatility, reasoning, Strength: General purpose AI.</w:t>
-      </w:r>
-    </w:p>
-    <w:p>
-      <w:pPr>
-        <w:spacing w:after="100"/>
-        <w:jc w:val="both"/>
-      </w:pPr>
-      <w:r>
-        <w:t xml:space="preserve">Gemini: Google, ~1.4T parameters (estimated), Text/images/audio/video, April 2024 cutoff, Strength: Multimodality, ecosystem integration, Use: Google product integration.</w:t>
+        <w:t>Claude: Anthropic, parameter count not disclosed, Text/images, April 2024 cutoff, Strength: Safety-focused, Constitutional AI alignment. Use: High-risk applications, content moderation.</w:t>
+      </w:r>
+    </w:p>
+    <w:p>
+      <w:pPr>
+        <w:spacing w:after="100"/>
+        <w:jc w:val="both"/>
+      </w:pPr>
+      <w:r>
+        <w:t>GPT-4: OpenAI, parameter count not disclosed, Text/images/vision, April 2023 cutoff, Strength: Versatility, reasoning. Use: General purpose AI.</w:t>
+      </w:r>
+    </w:p>
+    <w:p>
+      <w:pPr>
+        <w:spacing w:after="100"/>
+        <w:jc w:val="both"/>
+      </w:pPr>
+      <w:r>
+        <w:t>Gemini: Google, parameter count not disclosed, Text/images/audio/video, April 2024 cutoff, Strength: Multimodality, ecosystem integration. Use: Google product integration.</w:t>
       </w:r>
     </w:p>
     <w:p>
@@ -133,6 +133,15 @@
       </w:pPr>
       <w:r>
         <w:t xml:space="preserve">Llama: Meta, 7B-405B variants, Text, April 2024 cutoff, Strength: Open-source, efficient, Use: Research, custom deployment.</w:t>
+      </w:r>
+    </w:p>
+    <w:p>
+      <w:pPr>
+        <w:spacing w:after="100"/>
+        <w:jc w:val="both"/>
+      </w:pPr>
+      <w:r>
+        <w:t>Note: Parameter counts for frontier models are not disclosed; outside estimates range from hundreds of billions to over a trillion. Open-weight models like Llama publish exact sizes.</w:t>
       </w:r>
     </w:p>
     <w:p>
